--- a/蓝桥杯学习笔记.docx
+++ b/蓝桥杯学习笔记.docx
@@ -907,8 +907,20 @@
                 <w:sz w:val="24"/>
                 <w:szCs w:val="28"/>
               </w:rPr>
-              <w:t>000x xxxx</w:t>
-            </w:r>
+              <w:t xml:space="preserve">000x </w:t>
+            </w:r>
+            <w:proofErr w:type="spellStart"/>
+            <w:r>
+              <w:rPr>
+                <w:rFonts w:hint="eastAsia"/>
+                <w:b/>
+                <w:bCs/>
+                <w:sz w:val="24"/>
+                <w:szCs w:val="28"/>
+              </w:rPr>
+              <w:t>xxxx</w:t>
+            </w:r>
+            <w:proofErr w:type="spellEnd"/>
           </w:p>
         </w:tc>
         <w:tc>
@@ -980,8 +992,20 @@
                 <w:sz w:val="24"/>
                 <w:szCs w:val="28"/>
               </w:rPr>
-              <w:t>001x xxxx</w:t>
-            </w:r>
+              <w:t xml:space="preserve">001x </w:t>
+            </w:r>
+            <w:proofErr w:type="spellStart"/>
+            <w:r>
+              <w:rPr>
+                <w:rFonts w:hint="eastAsia"/>
+                <w:b/>
+                <w:bCs/>
+                <w:sz w:val="24"/>
+                <w:szCs w:val="28"/>
+              </w:rPr>
+              <w:t>xxxx</w:t>
+            </w:r>
+            <w:proofErr w:type="spellEnd"/>
           </w:p>
         </w:tc>
         <w:tc>
@@ -1053,8 +1077,20 @@
                 <w:sz w:val="24"/>
                 <w:szCs w:val="28"/>
               </w:rPr>
-              <w:t>010x xxxx</w:t>
-            </w:r>
+              <w:t xml:space="preserve">010x </w:t>
+            </w:r>
+            <w:proofErr w:type="spellStart"/>
+            <w:r>
+              <w:rPr>
+                <w:rFonts w:hint="eastAsia"/>
+                <w:b/>
+                <w:bCs/>
+                <w:sz w:val="24"/>
+                <w:szCs w:val="28"/>
+              </w:rPr>
+              <w:t>xxxx</w:t>
+            </w:r>
+            <w:proofErr w:type="spellEnd"/>
           </w:p>
         </w:tc>
         <w:tc>
@@ -1126,8 +1162,20 @@
                 <w:sz w:val="24"/>
                 <w:szCs w:val="28"/>
               </w:rPr>
-              <w:t>011x xxxx</w:t>
-            </w:r>
+              <w:t xml:space="preserve">011x </w:t>
+            </w:r>
+            <w:proofErr w:type="spellStart"/>
+            <w:r>
+              <w:rPr>
+                <w:rFonts w:hint="eastAsia"/>
+                <w:b/>
+                <w:bCs/>
+                <w:sz w:val="24"/>
+                <w:szCs w:val="28"/>
+              </w:rPr>
+              <w:t>xxxx</w:t>
+            </w:r>
+            <w:proofErr w:type="spellEnd"/>
           </w:p>
         </w:tc>
         <w:tc>
@@ -1199,8 +1247,20 @@
                 <w:sz w:val="24"/>
                 <w:szCs w:val="28"/>
               </w:rPr>
-              <w:t>100x xxxx</w:t>
-            </w:r>
+              <w:t xml:space="preserve">100x </w:t>
+            </w:r>
+            <w:proofErr w:type="spellStart"/>
+            <w:r>
+              <w:rPr>
+                <w:rFonts w:hint="eastAsia"/>
+                <w:b/>
+                <w:bCs/>
+                <w:sz w:val="24"/>
+                <w:szCs w:val="28"/>
+              </w:rPr>
+              <w:t>xxxx</w:t>
+            </w:r>
+            <w:proofErr w:type="spellEnd"/>
           </w:p>
         </w:tc>
         <w:tc>
@@ -1282,8 +1342,20 @@
                 <w:sz w:val="24"/>
                 <w:szCs w:val="28"/>
               </w:rPr>
-              <w:t>101x xxxx</w:t>
-            </w:r>
+              <w:t xml:space="preserve">101x </w:t>
+            </w:r>
+            <w:proofErr w:type="spellStart"/>
+            <w:r>
+              <w:rPr>
+                <w:rFonts w:hint="eastAsia"/>
+                <w:b/>
+                <w:bCs/>
+                <w:sz w:val="24"/>
+                <w:szCs w:val="28"/>
+              </w:rPr>
+              <w:t>xxxx</w:t>
+            </w:r>
+            <w:proofErr w:type="spellEnd"/>
           </w:p>
         </w:tc>
         <w:tc>
@@ -1355,8 +1427,20 @@
                 <w:sz w:val="24"/>
                 <w:szCs w:val="28"/>
               </w:rPr>
-              <w:t>110x xxxx</w:t>
-            </w:r>
+              <w:t xml:space="preserve">110x </w:t>
+            </w:r>
+            <w:proofErr w:type="spellStart"/>
+            <w:r>
+              <w:rPr>
+                <w:rFonts w:hint="eastAsia"/>
+                <w:b/>
+                <w:bCs/>
+                <w:sz w:val="24"/>
+                <w:szCs w:val="28"/>
+              </w:rPr>
+              <w:t>xxxx</w:t>
+            </w:r>
+            <w:proofErr w:type="spellEnd"/>
           </w:p>
         </w:tc>
         <w:tc>
@@ -1373,6 +1457,7 @@
                 <w:szCs w:val="28"/>
               </w:rPr>
             </w:pPr>
+            <w:proofErr w:type="gramStart"/>
             <w:r>
               <w:rPr>
                 <w:rFonts w:hint="eastAsia"/>
@@ -1383,6 +1468,7 @@
               </w:rPr>
               <w:t>数码管位选</w:t>
             </w:r>
+            <w:proofErr w:type="gramEnd"/>
           </w:p>
         </w:tc>
       </w:tr>
@@ -1438,8 +1524,20 @@
                 <w:sz w:val="24"/>
                 <w:szCs w:val="28"/>
               </w:rPr>
-              <w:t>111x xxxx</w:t>
-            </w:r>
+              <w:t xml:space="preserve">111x </w:t>
+            </w:r>
+            <w:proofErr w:type="spellStart"/>
+            <w:r>
+              <w:rPr>
+                <w:rFonts w:hint="eastAsia"/>
+                <w:b/>
+                <w:bCs/>
+                <w:sz w:val="24"/>
+                <w:szCs w:val="28"/>
+              </w:rPr>
+              <w:t>xxxx</w:t>
+            </w:r>
+            <w:proofErr w:type="spellEnd"/>
           </w:p>
         </w:tc>
         <w:tc>
@@ -1494,6 +1592,7 @@
         <w:lastRenderedPageBreak/>
         <w:t>易错点 不能一位一位操作，由于速度</w:t>
       </w:r>
+      <w:proofErr w:type="gramStart"/>
       <w:r>
         <w:rPr>
           <w:rFonts w:hint="eastAsia"/>
@@ -1503,7 +1602,19 @@
           <w:sz w:val="24"/>
           <w:szCs w:val="28"/>
         </w:rPr>
-        <w:t>慢引起错误意外开启无关设备</w:t>
+        <w:t>慢引起</w:t>
+      </w:r>
+      <w:proofErr w:type="gramEnd"/>
+      <w:r>
+        <w:rPr>
+          <w:rFonts w:hint="eastAsia"/>
+          <w:b/>
+          <w:bCs/>
+          <w:color w:val="EE0000"/>
+          <w:sz w:val="24"/>
+          <w:szCs w:val="28"/>
+        </w:rPr>
+        <w:t>错误意外开启无关设备</w:t>
       </w:r>
       <w:r>
         <w:rPr>
@@ -1649,6 +1760,63 @@
       </w:pPr>
       <w:r>
         <w:rPr>
+          <w:b/>
+          <w:bCs/>
+          <w:sz w:val="24"/>
+          <w:szCs w:val="28"/>
+        </w:rPr>
+        <w:drawing>
+          <wp:anchor distT="0" distB="0" distL="114300" distR="114300" simplePos="0" relativeHeight="251658240" behindDoc="0" locked="0" layoutInCell="1" allowOverlap="1" wp14:anchorId="4EDCF5A0" wp14:editId="3A39F68D">
+            <wp:simplePos x="0" y="0"/>
+            <wp:positionH relativeFrom="column">
+              <wp:posOffset>3587750</wp:posOffset>
+            </wp:positionH>
+            <wp:positionV relativeFrom="paragraph">
+              <wp:posOffset>50800</wp:posOffset>
+            </wp:positionV>
+            <wp:extent cx="2221121" cy="1778000"/>
+            <wp:effectExtent l="0" t="0" r="8255" b="0"/>
+            <wp:wrapNone/>
+            <wp:docPr id="136888168" name="图片 1"/>
+            <wp:cNvGraphicFramePr>
+              <a:graphicFrameLocks xmlns:a="http://schemas.openxmlformats.org/drawingml/2006/main" noChangeAspect="1"/>
+            </wp:cNvGraphicFramePr>
+            <a:graphic xmlns:a="http://schemas.openxmlformats.org/drawingml/2006/main">
+              <a:graphicData uri="http://schemas.openxmlformats.org/drawingml/2006/picture">
+                <pic:pic xmlns:pic="http://schemas.openxmlformats.org/drawingml/2006/picture">
+                  <pic:nvPicPr>
+                    <pic:cNvPr id="136888168" name=""/>
+                    <pic:cNvPicPr/>
+                  </pic:nvPicPr>
+                  <pic:blipFill>
+                    <a:blip r:embed="rId8" cstate="print">
+                      <a:extLst>
+                        <a:ext uri="{28A0092B-C50C-407E-A947-70E740481C1C}">
+                          <a14:useLocalDpi xmlns:a14="http://schemas.microsoft.com/office/drawing/2010/main" val="0"/>
+                        </a:ext>
+                      </a:extLst>
+                    </a:blip>
+                    <a:stretch>
+                      <a:fillRect/>
+                    </a:stretch>
+                  </pic:blipFill>
+                  <pic:spPr>
+                    <a:xfrm>
+                      <a:off x="0" y="0"/>
+                      <a:ext cx="2221121" cy="1778000"/>
+                    </a:xfrm>
+                    <a:prstGeom prst="rect">
+                      <a:avLst/>
+                    </a:prstGeom>
+                  </pic:spPr>
+                </pic:pic>
+              </a:graphicData>
+            </a:graphic>
+          </wp:anchor>
+        </w:drawing>
+      </w:r>
+      <w:r>
+        <w:rPr>
           <w:rFonts w:hint="eastAsia"/>
           <w:b/>
           <w:bCs/>
@@ -1656,7 +1824,28 @@
           <w:szCs w:val="28"/>
         </w:rPr>
         <w:tab/>
-        <w:t>decoder_set(4);</w:t>
+      </w:r>
+      <w:proofErr w:type="spellStart"/>
+      <w:r>
+        <w:rPr>
+          <w:rFonts w:hint="eastAsia"/>
+          <w:b/>
+          <w:bCs/>
+          <w:sz w:val="24"/>
+          <w:szCs w:val="28"/>
+        </w:rPr>
+        <w:t>decoder_set</w:t>
+      </w:r>
+      <w:proofErr w:type="spellEnd"/>
+      <w:r>
+        <w:rPr>
+          <w:rFonts w:hint="eastAsia"/>
+          <w:b/>
+          <w:bCs/>
+          <w:sz w:val="24"/>
+          <w:szCs w:val="28"/>
+        </w:rPr>
+        <w:t>(4);</w:t>
       </w:r>
       <w:r>
         <w:rPr>
@@ -1722,7 +1911,28 @@
           <w:szCs w:val="28"/>
         </w:rPr>
         <w:tab/>
-        <w:t>decoder_set(0);</w:t>
+      </w:r>
+      <w:proofErr w:type="spellStart"/>
+      <w:r>
+        <w:rPr>
+          <w:rFonts w:hint="eastAsia"/>
+          <w:b/>
+          <w:bCs/>
+          <w:sz w:val="24"/>
+          <w:szCs w:val="28"/>
+        </w:rPr>
+        <w:t>decoder_set</w:t>
+      </w:r>
+      <w:proofErr w:type="spellEnd"/>
+      <w:r>
+        <w:rPr>
+          <w:rFonts w:hint="eastAsia"/>
+          <w:b/>
+          <w:bCs/>
+          <w:sz w:val="24"/>
+          <w:szCs w:val="28"/>
+        </w:rPr>
+        <w:t>(0);</w:t>
       </w:r>
       <w:r>
         <w:rPr>
@@ -1808,14 +2018,35 @@
           <w:sz w:val="24"/>
           <w:szCs w:val="28"/>
         </w:rPr>
-        <w:t xml:space="preserve">  共阳</w:t>
+        <w:t xml:space="preserve">  </w:t>
+      </w:r>
+      <w:proofErr w:type="gramStart"/>
+      <w:r>
+        <w:rPr>
+          <w:rFonts w:hint="eastAsia"/>
+          <w:b/>
+          <w:bCs/>
+          <w:sz w:val="24"/>
+          <w:szCs w:val="28"/>
+        </w:rPr>
+        <w:t>共阳</w:t>
+      </w:r>
+      <w:proofErr w:type="gramEnd"/>
+      <w:r>
+        <w:rPr>
+          <w:rFonts w:hint="eastAsia"/>
+          <w:b/>
+          <w:bCs/>
+          <w:sz w:val="24"/>
+          <w:szCs w:val="28"/>
+        </w:rPr>
+        <w:t xml:space="preserve"> 消隐可选择段选或位选都可</w:t>
       </w:r>
     </w:p>
     <w:p>
       <w:pPr>
         <w:spacing w:line="240" w:lineRule="auto"/>
         <w:rPr>
-          <w:rFonts w:hint="eastAsia"/>
           <w:b/>
           <w:bCs/>
           <w:sz w:val="24"/>
@@ -1831,6 +2062,133 @@
           <w:szCs w:val="28"/>
         </w:rPr>
         <w:t>I++：可以作为参数传递，传递后自加一</w:t>
+      </w:r>
+    </w:p>
+    <w:p>
+      <w:pPr>
+        <w:spacing w:line="240" w:lineRule="auto"/>
+        <w:rPr>
+          <w:b/>
+          <w:bCs/>
+          <w:sz w:val="24"/>
+          <w:szCs w:val="28"/>
+        </w:rPr>
+      </w:pPr>
+      <w:r>
+        <w:rPr>
+          <w:rFonts w:hint="eastAsia"/>
+          <w:b/>
+          <w:bCs/>
+          <w:sz w:val="24"/>
+          <w:szCs w:val="28"/>
+        </w:rPr>
+        <w:t>蜂鸣器和继电器</w:t>
+      </w:r>
+    </w:p>
+    <w:p>
+      <w:pPr>
+        <w:spacing w:line="240" w:lineRule="auto"/>
+        <w:rPr>
+          <w:b/>
+          <w:bCs/>
+          <w:sz w:val="24"/>
+          <w:szCs w:val="28"/>
+        </w:rPr>
+      </w:pPr>
+      <w:r>
+        <w:rPr>
+          <w:b/>
+          <w:bCs/>
+          <w:sz w:val="24"/>
+          <w:szCs w:val="28"/>
+        </w:rPr>
+        <w:drawing>
+          <wp:inline distT="0" distB="0" distL="0" distR="0" wp14:anchorId="0C664C58" wp14:editId="438FCB95">
+            <wp:extent cx="6645910" cy="1882775"/>
+            <wp:effectExtent l="0" t="0" r="2540" b="3175"/>
+            <wp:docPr id="1998284129" name="图片 1"/>
+            <wp:cNvGraphicFramePr>
+              <a:graphicFrameLocks xmlns:a="http://schemas.openxmlformats.org/drawingml/2006/main" noChangeAspect="1"/>
+            </wp:cNvGraphicFramePr>
+            <a:graphic xmlns:a="http://schemas.openxmlformats.org/drawingml/2006/main">
+              <a:graphicData uri="http://schemas.openxmlformats.org/drawingml/2006/picture">
+                <pic:pic xmlns:pic="http://schemas.openxmlformats.org/drawingml/2006/picture">
+                  <pic:nvPicPr>
+                    <pic:cNvPr id="1998284129" name=""/>
+                    <pic:cNvPicPr/>
+                  </pic:nvPicPr>
+                  <pic:blipFill>
+                    <a:blip r:embed="rId9"/>
+                    <a:stretch>
+                      <a:fillRect/>
+                    </a:stretch>
+                  </pic:blipFill>
+                  <pic:spPr>
+                    <a:xfrm>
+                      <a:off x="0" y="0"/>
+                      <a:ext cx="6645910" cy="1882775"/>
+                    </a:xfrm>
+                    <a:prstGeom prst="rect">
+                      <a:avLst/>
+                    </a:prstGeom>
+                  </pic:spPr>
+                </pic:pic>
+              </a:graphicData>
+            </a:graphic>
+          </wp:inline>
+        </w:drawing>
+      </w:r>
+    </w:p>
+    <w:p>
+      <w:pPr>
+        <w:spacing w:line="240" w:lineRule="auto"/>
+        <w:rPr>
+          <w:rFonts w:hint="eastAsia"/>
+          <w:b/>
+          <w:bCs/>
+          <w:sz w:val="24"/>
+          <w:szCs w:val="28"/>
+        </w:rPr>
+      </w:pPr>
+      <w:r>
+        <w:rPr>
+          <w:rFonts w:hint="eastAsia"/>
+          <w:b/>
+          <w:bCs/>
+          <w:sz w:val="24"/>
+          <w:szCs w:val="28"/>
+        </w:rPr>
+        <w:t xml:space="preserve">蜂鸣器低电平响 p06 </w:t>
+      </w:r>
+      <w:r>
+        <w:rPr>
+          <w:rFonts w:hint="eastAsia"/>
+          <w:b/>
+          <w:bCs/>
+          <w:sz w:val="24"/>
+          <w:szCs w:val="28"/>
+        </w:rPr>
+        <w:t xml:space="preserve">   </w:t>
+      </w:r>
+      <w:r>
+        <w:rPr>
+          <w:rFonts w:hint="eastAsia"/>
+          <w:b/>
+          <w:bCs/>
+          <w:sz w:val="24"/>
+          <w:szCs w:val="28"/>
+        </w:rPr>
+        <w:t>继电器p04  由锁存器</w:t>
+      </w:r>
+      <w:r>
+        <w:rPr>
+          <w:rFonts w:hint="eastAsia"/>
+          <w:b/>
+          <w:bCs/>
+          <w:sz w:val="24"/>
+          <w:szCs w:val="28"/>
+        </w:rPr>
+        <w:t xml:space="preserve"> 1开 0关</w:t>
       </w:r>
     </w:p>
     <w:sectPr>
